--- a/docs/MailForge_Documentation.docx
+++ b/docs/MailForge_Documentation.docx
@@ -2221,7 +2221,7 @@
           <w:sz w:val="22"/>
           <w:szCs w:val="22"/>
         </w:rPr>
-        <w:t xml:space="preserve">User opens the frontend at https://mailforge.vercel.app</w:t>
+        <w:t xml:space="preserve">User opens the frontend at https://mailforge-ai-powered-cold-email-gen-lake.vercel.app</w:t>
       </w:r>
     </w:p>
     <w:p>
@@ -5432,7 +5432,7 @@
                 <w:sz w:val="20"/>
                 <w:szCs w:val="20"/>
               </w:rPr>
-              <w:t xml:space="preserve">Your Groq API key</w:t>
+              <w:t xml:space="preserve">Your Groq API key — console.groq.com/keys</w:t>
             </w:r>
           </w:p>
         </w:tc>
@@ -5521,7 +5521,7 @@
                 <w:sz w:val="20"/>
                 <w:szCs w:val="20"/>
               </w:rPr>
-              <w:t xml:space="preserve">Your Vercel frontend URL (e.g. https://mailforge.vercel.app)</w:t>
+              <w:t xml:space="preserve">Your Vercel frontend URL (e.g. https://mailforge-ai-powered-cold-email-gen-lake.vercel.app)</w:t>
             </w:r>
           </w:p>
         </w:tc>
@@ -7611,6 +7611,94 @@
           <w:szCs w:val="20"/>
         </w:rPr>
         <w:t xml:space="preserve">  This project was designed, built, and deployed independently as a portfolio project demonstrating full-stack engineering, AI integration, and production deployment skills.</w:t>
+      </w:r>
+    </w:p>
+    <w:p>
+      <w:pPr>
+        <w:spacing w:after="0" w:before="0"/>
+      </w:pPr>
+      <w:r>
+        <w:t xml:space="preserve"/>
+      </w:r>
+    </w:p>
+    <w:p>
+      <w:pPr>
+        <w:spacing w:after="100" w:before="0"/>
+        <w:jc w:val="both"/>
+      </w:pPr>
+      <w:r>
+        <w:rPr>
+          <w:rFonts w:ascii="Arial" w:cs="Arial" w:eastAsia="Arial" w:hAnsi="Arial"/>
+          <w:b w:val="false"/>
+          <w:bCs w:val="false"/>
+          <w:color w:val="4A4A5A"/>
+          <w:sz w:val="22"/>
+          <w:szCs w:val="22"/>
+        </w:rPr>
+        <w:t xml:space="preserve">Live URLs:</w:t>
+      </w:r>
+    </w:p>
+    <w:p>
+      <w:pPr>
+        <w:pStyle w:val="ListParagraph"/>
+        <w:numPr>
+          <w:ilvl w:val="0"/>
+          <w:numId w:val="3"/>
+        </w:numPr>
+        <w:spacing w:after="60" w:before="0"/>
+      </w:pPr>
+      <w:r>
+        <w:rPr>
+          <w:rFonts w:ascii="Arial" w:cs="Arial" w:eastAsia="Arial" w:hAnsi="Arial"/>
+          <w:b w:val="false"/>
+          <w:bCs w:val="false"/>
+          <w:color w:val="4A4A5A"/>
+          <w:sz w:val="22"/>
+          <w:szCs w:val="22"/>
+        </w:rPr>
+        <w:t xml:space="preserve">Frontend (Vercel): https://mailforge-ai-powered-cold-email-gen-lake.vercel.app</w:t>
+      </w:r>
+    </w:p>
+    <w:p>
+      <w:pPr>
+        <w:pStyle w:val="ListParagraph"/>
+        <w:numPr>
+          <w:ilvl w:val="0"/>
+          <w:numId w:val="3"/>
+        </w:numPr>
+        <w:spacing w:after="60" w:before="0"/>
+      </w:pPr>
+      <w:r>
+        <w:rPr>
+          <w:rFonts w:ascii="Arial" w:cs="Arial" w:eastAsia="Arial" w:hAnsi="Arial"/>
+          <w:b w:val="false"/>
+          <w:bCs w:val="false"/>
+          <w:color w:val="4A4A5A"/>
+          <w:sz w:val="22"/>
+          <w:szCs w:val="22"/>
+        </w:rPr>
+        <w:t xml:space="preserve">Backend API (Render): https://mailforge-jble.onrender.com</w:t>
+      </w:r>
+    </w:p>
+    <w:p>
+      <w:pPr>
+        <w:pStyle w:val="ListParagraph"/>
+        <w:numPr>
+          <w:ilvl w:val="0"/>
+          <w:numId w:val="3"/>
+        </w:numPr>
+        <w:spacing w:after="60" w:before="0"/>
+      </w:pPr>
+      <w:r>
+        <w:rPr>
+          <w:rFonts w:ascii="Arial" w:cs="Arial" w:eastAsia="Arial" w:hAnsi="Arial"/>
+          <w:b w:val="false"/>
+          <w:bCs w:val="false"/>
+          <w:color w:val="4A4A5A"/>
+          <w:sz w:val="22"/>
+          <w:szCs w:val="22"/>
+        </w:rPr>
+        <w:t xml:space="preserve">GitHub: https://github.com/SamridhiiiGupta/MailForge--AI_Powered_Cold_Email_Generator</w:t>
       </w:r>
     </w:p>
     <w:sectPr>
